--- a/Documents/Cover Letters/Wilson/7. Employment.docx
+++ b/Documents/Cover Letters/Wilson/7. Employment.docx
@@ -382,16 +382,6 @@
         </w:rPr>
         <w:t>For Twinrain Technologies Solutions (PTY) Ltd</w:t>
       </w:r>
-    </w:p>
-    <w:p>
-      <w:pPr>
-        <w:jc w:val="both"/>
-        <w:rPr>
-          <w:rFonts w:asciiTheme="minorHAnsi" w:hAnsiTheme="minorHAnsi" w:cstheme="minorHAnsi"/>
-          <w:sz w:val="24"/>
-          <w:szCs w:val="24"/>
-        </w:rPr>
-      </w:pPr>
     </w:p>
     <w:sectPr>
       <w:headerReference w:type="even" r:id="rId8"/>
@@ -460,7 +450,27 @@
         <w:szCs w:val="14"/>
         <w:shd w:val="clear" w:color="auto" w:fill="FFFFFF"/>
       </w:rPr>
-      <w:t>Directors: S. Kakehongo (Director) N. Shikongo (Director)</w:t>
+      <w:t xml:space="preserve">Directors: S. </w:t>
+    </w:r>
+    <w:proofErr w:type="spellStart"/>
+    <w:r>
+      <w:rPr>
+        <w:color w:val="002060"/>
+        <w:sz w:val="14"/>
+        <w:szCs w:val="14"/>
+        <w:shd w:val="clear" w:color="auto" w:fill="FFFFFF"/>
+      </w:rPr>
+      <w:t>Kakehongo</w:t>
+    </w:r>
+    <w:proofErr w:type="spellEnd"/>
+    <w:r>
+      <w:rPr>
+        <w:color w:val="002060"/>
+        <w:sz w:val="14"/>
+        <w:szCs w:val="14"/>
+        <w:shd w:val="clear" w:color="auto" w:fill="FFFFFF"/>
+      </w:rPr>
+      <w:t xml:space="preserve"> (Director) N. Shikongo (Director)</w:t>
     </w:r>
   </w:p>
 </w:ftr>
@@ -1694,6 +1704,7 @@
   <w:style w:type="character" w:default="1" w:styleId="DefaultParagraphFont">
     <w:name w:val="Default Paragraph Font"/>
     <w:uiPriority w:val="1"/>
+    <w:semiHidden/>
     <w:unhideWhenUsed/>
   </w:style>
   <w:style w:type="table" w:default="1" w:styleId="TableNormal">
